--- a/Radar_Privacy_Policy.docx
+++ b/Radar_Privacy_Policy.docx
@@ -1335,7 +1335,7 @@
         <w:pStyle w:val="Heading2"/>
       </w:pPr>
       <w:r>
-        <w:t>Peer location record (DEVICE_LOCATION)</w:t>
+        <w:t>Peer location record</w:t>
       </w:r>
     </w:p>
     <w:p>
@@ -1383,7 +1383,7 @@
         <w:pStyle w:val="Heading2"/>
       </w:pPr>
       <w:r>
-        <w:t>Relayed messages (RELAY_MESSAGE / RELAY_MESSAGE_RECIPIENT)</w:t>
+        <w:t>Relayed messages</w:t>
       </w:r>
     </w:p>
     <w:p>
@@ -1399,7 +1399,7 @@
         <w:pStyle w:val="ListBullet"/>
       </w:pPr>
       <w:r>
-        <w:t>Maximum retention: 7 days (k_Message_TTL_Days). Messages are soft-deleted as soon as all recipients acknowledge them, or when the 7-day TTL expires. The nightly job physically removes soft-deleted rows.</w:t>
+        <w:t>Maximum retention: 7 days. Messages are soft-deleted as soon as all recipients acknowledge them, or when the 7-day TTL expires. The nightly job physically removes soft-deleted rows.</w:t>
       </w:r>
     </w:p>
     <w:p>
@@ -1447,7 +1447,7 @@
         <w:pStyle w:val="Heading2"/>
       </w:pPr>
       <w:r>
-        <w:t>API request log (RADAR_REQUEST)</w:t>
+        <w:t>API request log</w:t>
       </w:r>
     </w:p>
     <w:p>
@@ -1479,7 +1479,7 @@
         <w:pStyle w:val="Heading2"/>
       </w:pPr>
       <w:r>
-        <w:t>Nonces (NONCE)</w:t>
+        <w:t>Nonces</w:t>
       </w:r>
     </w:p>
     <w:p>
@@ -1503,7 +1503,7 @@
         <w:pStyle w:val="Heading2"/>
       </w:pPr>
       <w:r>
-        <w:t>Support records (SUPPORT)</w:t>
+        <w:t>Support records</w:t>
       </w:r>
     </w:p>
     <w:p>
@@ -2451,7 +2451,7 @@
           </w:tcPr>
           <w:p>
             <w:r>
-              <w:t>Automatic rotation by DB_LOGROTATE nightly job</w:t>
+              <w:t>Automatically rotated on a scheduled basis by a nightly maintenance process</w:t>
             </w:r>
           </w:p>
         </w:tc>
